--- a/projeto_desenvolvido/PROJETO_PARTES_1_E_2_ABNT.docx
+++ b/projeto_desenvolvido/PROJETO_PARTES_1_E_2_ABNT.docx
@@ -711,7 +711,7 @@
           <w:b w:val="0"/>
           <w:i w:val="0"/>
         </w:rPr>
-        <w:t>c) identificar as diferentes formas de atuação produzidas diante da política, com atenção às situações em que emergem acomodação, adaptação, omissão seletiva, negociação, ressignificação ou resistência;</w:t>
+        <w:t>c) identificar as diferentes formas de atuação produzidas diante da política, com atenção às situações em que emergem adesão, acomodação, adaptação, omissão seletiva, negociação, ressignificação ou resistência;</w:t>
       </w:r>
     </w:p>
     <w:p>
